--- a/public/fun/forms/이력서_회계·재무_8_신입활동형.docx
+++ b/public/fun/forms/이력서_회계·재무_8_신입활동형.docx
@@ -296,6 +296,211 @@
           <w:color w:val="231F51"/>
           <w:sz w:val="22"/>
         </w:rPr>
+        <w:t>학 력</w:t>
+      </w:r>
+    </w:p>
+    <w:tbl>
+      <w:tblPr>
+        <w:tblW w:w="10350" w:type="dxa"/>
+        <w:jc w:val="left"/>
+        <w:tblBorders>
+          <w:top w:val="single" w:sz="4" w:space="0" w:color="C4C3D5"/>
+          <w:left w:val="single" w:sz="4" w:space="0" w:color="C4C3D5"/>
+          <w:bottom w:val="single" w:sz="4" w:space="0" w:color="C4C3D5"/>
+          <w:right w:val="single" w:sz="4" w:space="0" w:color="C4C3D5"/>
+          <w:insideH w:val="single" w:sz="4" w:space="0" w:color="C4C3D5"/>
+          <w:insideV w:val="single" w:sz="4" w:space="0" w:color="C4C3D5"/>
+        </w:tblBorders>
+        <w:tblLayout w:type="fixed"/>
+        <w:tblCellMar>
+          <w:top w:w="40" w:type="dxa"/>
+          <w:left w:w="80" w:type="dxa"/>
+          <w:bottom w:w="40" w:type="dxa"/>
+          <w:right w:w="80" w:type="dxa"/>
+        </w:tblCellMar>
+        <w:tblLook w:firstColumn="1" w:firstRow="1" w:lastColumn="0" w:lastRow="0" w:noHBand="0" w:noVBand="1" w:val="04A0"/>
+      </w:tblPr>
+      <w:tblGrid>
+        <w:gridCol w:w="2070"/>
+        <w:gridCol w:w="4140"/>
+        <w:gridCol w:w="4140"/>
+      </w:tblGrid>
+      <w:tr>
+        <w:trPr>
+          <w:trHeight w:val="420" w:hRule="atLeast"/>
+          <w:cantSplit/>
+        </w:trPr>
+        <w:tc>
+          <w:tcPr>
+            <w:tcW w:type="dxa" w:w="2070"/>
+            <w:shd w:val="clear" w:color="auto" w:fill="F1F1F6"/>
+            <w:vAlign w:val="center"/>
+          </w:tcPr>
+          <w:p>
+            <w:pPr>
+              <w:spacing w:before="0" w:after="0"/>
+              <w:jc w:val="center"/>
+            </w:pPr>
+            <w:r>
+              <w:rPr>
+                <w:b/>
+                <w:color w:val="231F51"/>
+                <w:sz w:val="19"/>
+              </w:rPr>
+              <w:t>기 간</w:t>
+            </w:r>
+          </w:p>
+        </w:tc>
+        <w:tc>
+          <w:tcPr>
+            <w:tcW w:type="dxa" w:w="4140"/>
+            <w:shd w:val="clear" w:color="auto" w:fill="F1F1F6"/>
+            <w:vAlign w:val="center"/>
+          </w:tcPr>
+          <w:p>
+            <w:pPr>
+              <w:spacing w:before="0" w:after="0"/>
+              <w:jc w:val="center"/>
+            </w:pPr>
+            <w:r>
+              <w:rPr>
+                <w:b/>
+                <w:color w:val="231F51"/>
+                <w:sz w:val="19"/>
+              </w:rPr>
+              <w:t>학교명</w:t>
+            </w:r>
+          </w:p>
+        </w:tc>
+        <w:tc>
+          <w:tcPr>
+            <w:tcW w:type="dxa" w:w="4140"/>
+            <w:shd w:val="clear" w:color="auto" w:fill="F1F1F6"/>
+            <w:vAlign w:val="center"/>
+          </w:tcPr>
+          <w:p>
+            <w:pPr>
+              <w:spacing w:before="0" w:after="0"/>
+              <w:jc w:val="center"/>
+            </w:pPr>
+            <w:r>
+              <w:rPr>
+                <w:b/>
+                <w:color w:val="231F51"/>
+                <w:sz w:val="19"/>
+              </w:rPr>
+              <w:t>전공 / 학점</w:t>
+            </w:r>
+          </w:p>
+        </w:tc>
+      </w:tr>
+      <w:tr>
+        <w:trPr>
+          <w:trHeight w:val="465" w:hRule="atLeast"/>
+          <w:cantSplit/>
+        </w:trPr>
+        <w:tc>
+          <w:tcPr>
+            <w:tcW w:type="dxa" w:w="2070"/>
+            <w:vAlign w:val="center"/>
+          </w:tcPr>
+          <w:p>
+            <w:pPr>
+              <w:spacing w:before="0" w:after="0"/>
+              <w:jc w:val="left"/>
+            </w:pPr>
+            <w:r>
+              <w:rPr>
+                <w:color w:val="A9B0B8"/>
+                <w:sz w:val="16"/>
+              </w:rPr>
+              <w:t>예) 2022.03 ~ 2024.02</w:t>
+            </w:r>
+          </w:p>
+        </w:tc>
+        <w:tc>
+          <w:tcPr>
+            <w:tcW w:type="dxa" w:w="4140"/>
+            <w:vAlign w:val="center"/>
+          </w:tcPr>
+          <w:p>
+            <w:pPr>
+              <w:spacing w:before="0" w:after="0"/>
+              <w:jc w:val="left"/>
+            </w:pPr>
+            <w:r>
+              <w:rPr>
+                <w:color w:val="A9B0B8"/>
+                <w:sz w:val="16"/>
+              </w:rPr>
+              <w:t>○○대학교</w:t>
+            </w:r>
+          </w:p>
+        </w:tc>
+        <w:tc>
+          <w:tcPr>
+            <w:tcW w:type="dxa" w:w="4140"/>
+            <w:vAlign w:val="center"/>
+          </w:tcPr>
+          <w:p>
+            <w:pPr>
+              <w:spacing w:before="0" w:after="0"/>
+              <w:jc w:val="left"/>
+            </w:pPr>
+            <w:r>
+              <w:rPr>
+                <w:color w:val="A9B0B8"/>
+                <w:sz w:val="16"/>
+              </w:rPr>
+              <w:t>○○학과 (3.8/4.5)</w:t>
+            </w:r>
+          </w:p>
+        </w:tc>
+      </w:tr>
+      <w:tr>
+        <w:trPr>
+          <w:trHeight w:val="465" w:hRule="atLeast"/>
+          <w:cantSplit/>
+        </w:trPr>
+        <w:tc>
+          <w:tcPr>
+            <w:tcW w:type="dxa" w:w="2070"/>
+            <w:vAlign w:val="center"/>
+          </w:tcPr>
+          <w:p/>
+        </w:tc>
+        <w:tc>
+          <w:tcPr>
+            <w:tcW w:type="dxa" w:w="4140"/>
+            <w:vAlign w:val="center"/>
+          </w:tcPr>
+          <w:p/>
+        </w:tc>
+        <w:tc>
+          <w:tcPr>
+            <w:tcW w:type="dxa" w:w="4140"/>
+            <w:vAlign w:val="center"/>
+          </w:tcPr>
+          <w:p/>
+        </w:tc>
+      </w:tr>
+    </w:tbl>
+    <w:p>
+      <w:pPr>
+        <w:keepNext/>
+        <w:pBdr>
+          <w:bottom w:val="single" w:sz="8" w:space="3" w:color="413D85"/>
+        </w:pBdr>
+        <w:spacing w:before="220" w:after="80"/>
+        <w:jc w:val="left"/>
+      </w:pPr>
+      <w:r>
+        <w:rPr>
+          <w:rFonts w:ascii="맑은 고딕" w:hAnsi="맑은 고딕" w:eastAsia="맑은 고딕" w:cs="맑은 고딕"/>
+          <w:b/>
+          <w:color w:val="231F51"/>
+          <w:sz w:val="22"/>
+        </w:rPr>
         <w:t>자격 · 면허</w:t>
       </w:r>
     </w:p>
@@ -426,21 +631,57 @@
             <w:tcW w:type="dxa" w:w="2070"/>
             <w:vAlign w:val="center"/>
           </w:tcPr>
-          <w:p/>
+          <w:p>
+            <w:pPr>
+              <w:spacing w:before="0" w:after="0"/>
+              <w:jc w:val="left"/>
+            </w:pPr>
+            <w:r>
+              <w:rPr>
+                <w:color w:val="A9B0B8"/>
+                <w:sz w:val="16"/>
+              </w:rPr>
+              <w:t>예) 2023.05.</w:t>
+            </w:r>
+          </w:p>
         </w:tc>
         <w:tc>
           <w:tcPr>
             <w:tcW w:type="dxa" w:w="2760"/>
             <w:vAlign w:val="center"/>
           </w:tcPr>
-          <w:p/>
+          <w:p>
+            <w:pPr>
+              <w:spacing w:before="0" w:after="0"/>
+              <w:jc w:val="left"/>
+            </w:pPr>
+            <w:r>
+              <w:rPr>
+                <w:color w:val="A9B0B8"/>
+                <w:sz w:val="16"/>
+              </w:rPr>
+              <w:t>○○ 자격증</w:t>
+            </w:r>
+          </w:p>
         </w:tc>
         <w:tc>
           <w:tcPr>
             <w:tcW w:type="dxa" w:w="2760"/>
             <w:vAlign w:val="center"/>
           </w:tcPr>
-          <w:p/>
+          <w:p>
+            <w:pPr>
+              <w:spacing w:before="0" w:after="0"/>
+              <w:jc w:val="left"/>
+            </w:pPr>
+            <w:r>
+              <w:rPr>
+                <w:color w:val="A9B0B8"/>
+                <w:sz w:val="16"/>
+              </w:rPr>
+              <w:t>○○공단</w:t>
+            </w:r>
+          </w:p>
         </w:tc>
         <w:tc>
           <w:tcPr>
@@ -513,175 +754,6 @@
         <w:tc>
           <w:tcPr>
             <w:tcW w:type="dxa" w:w="2760"/>
-            <w:vAlign w:val="center"/>
-          </w:tcPr>
-          <w:p/>
-        </w:tc>
-      </w:tr>
-    </w:tbl>
-    <w:p>
-      <w:pPr>
-        <w:keepNext/>
-        <w:pBdr>
-          <w:bottom w:val="single" w:sz="8" w:space="3" w:color="413D85"/>
-        </w:pBdr>
-        <w:spacing w:before="220" w:after="80"/>
-        <w:jc w:val="left"/>
-      </w:pPr>
-      <w:r>
-        <w:rPr>
-          <w:rFonts w:ascii="맑은 고딕" w:hAnsi="맑은 고딕" w:eastAsia="맑은 고딕" w:cs="맑은 고딕"/>
-          <w:b/>
-          <w:color w:val="231F51"/>
-          <w:sz w:val="22"/>
-        </w:rPr>
-        <w:t>학 력</w:t>
-      </w:r>
-    </w:p>
-    <w:tbl>
-      <w:tblPr>
-        <w:tblW w:w="10350" w:type="dxa"/>
-        <w:jc w:val="left"/>
-        <w:tblBorders>
-          <w:top w:val="single" w:sz="4" w:space="0" w:color="C4C3D5"/>
-          <w:left w:val="single" w:sz="4" w:space="0" w:color="C4C3D5"/>
-          <w:bottom w:val="single" w:sz="4" w:space="0" w:color="C4C3D5"/>
-          <w:right w:val="single" w:sz="4" w:space="0" w:color="C4C3D5"/>
-          <w:insideH w:val="single" w:sz="4" w:space="0" w:color="C4C3D5"/>
-          <w:insideV w:val="single" w:sz="4" w:space="0" w:color="C4C3D5"/>
-        </w:tblBorders>
-        <w:tblLayout w:type="fixed"/>
-        <w:tblCellMar>
-          <w:top w:w="40" w:type="dxa"/>
-          <w:left w:w="80" w:type="dxa"/>
-          <w:bottom w:w="40" w:type="dxa"/>
-          <w:right w:w="80" w:type="dxa"/>
-        </w:tblCellMar>
-        <w:tblLook w:firstColumn="1" w:firstRow="1" w:lastColumn="0" w:lastRow="0" w:noHBand="0" w:noVBand="1" w:val="04A0"/>
-      </w:tblPr>
-      <w:tblGrid>
-        <w:gridCol w:w="2070"/>
-        <w:gridCol w:w="4140"/>
-        <w:gridCol w:w="4140"/>
-      </w:tblGrid>
-      <w:tr>
-        <w:trPr>
-          <w:trHeight w:val="420" w:hRule="atLeast"/>
-          <w:cantSplit/>
-        </w:trPr>
-        <w:tc>
-          <w:tcPr>
-            <w:tcW w:type="dxa" w:w="2070"/>
-            <w:shd w:val="clear" w:color="auto" w:fill="F1F1F6"/>
-            <w:vAlign w:val="center"/>
-          </w:tcPr>
-          <w:p>
-            <w:pPr>
-              <w:spacing w:before="0" w:after="0"/>
-              <w:jc w:val="center"/>
-            </w:pPr>
-            <w:r>
-              <w:rPr>
-                <w:b/>
-                <w:color w:val="231F51"/>
-                <w:sz w:val="19"/>
-              </w:rPr>
-              <w:t>기 간</w:t>
-            </w:r>
-          </w:p>
-        </w:tc>
-        <w:tc>
-          <w:tcPr>
-            <w:tcW w:type="dxa" w:w="4140"/>
-            <w:shd w:val="clear" w:color="auto" w:fill="F1F1F6"/>
-            <w:vAlign w:val="center"/>
-          </w:tcPr>
-          <w:p>
-            <w:pPr>
-              <w:spacing w:before="0" w:after="0"/>
-              <w:jc w:val="center"/>
-            </w:pPr>
-            <w:r>
-              <w:rPr>
-                <w:b/>
-                <w:color w:val="231F51"/>
-                <w:sz w:val="19"/>
-              </w:rPr>
-              <w:t>학교명</w:t>
-            </w:r>
-          </w:p>
-        </w:tc>
-        <w:tc>
-          <w:tcPr>
-            <w:tcW w:type="dxa" w:w="4140"/>
-            <w:shd w:val="clear" w:color="auto" w:fill="F1F1F6"/>
-            <w:vAlign w:val="center"/>
-          </w:tcPr>
-          <w:p>
-            <w:pPr>
-              <w:spacing w:before="0" w:after="0"/>
-              <w:jc w:val="center"/>
-            </w:pPr>
-            <w:r>
-              <w:rPr>
-                <w:b/>
-                <w:color w:val="231F51"/>
-                <w:sz w:val="19"/>
-              </w:rPr>
-              <w:t>전공 / 학점</w:t>
-            </w:r>
-          </w:p>
-        </w:tc>
-      </w:tr>
-      <w:tr>
-        <w:trPr>
-          <w:trHeight w:val="465" w:hRule="atLeast"/>
-          <w:cantSplit/>
-        </w:trPr>
-        <w:tc>
-          <w:tcPr>
-            <w:tcW w:type="dxa" w:w="2070"/>
-            <w:vAlign w:val="center"/>
-          </w:tcPr>
-          <w:p/>
-        </w:tc>
-        <w:tc>
-          <w:tcPr>
-            <w:tcW w:type="dxa" w:w="4140"/>
-            <w:vAlign w:val="center"/>
-          </w:tcPr>
-          <w:p/>
-        </w:tc>
-        <w:tc>
-          <w:tcPr>
-            <w:tcW w:type="dxa" w:w="4140"/>
-            <w:vAlign w:val="center"/>
-          </w:tcPr>
-          <w:p/>
-        </w:tc>
-      </w:tr>
-      <w:tr>
-        <w:trPr>
-          <w:trHeight w:val="465" w:hRule="atLeast"/>
-          <w:cantSplit/>
-        </w:trPr>
-        <w:tc>
-          <w:tcPr>
-            <w:tcW w:type="dxa" w:w="2070"/>
-            <w:vAlign w:val="center"/>
-          </w:tcPr>
-          <w:p/>
-        </w:tc>
-        <w:tc>
-          <w:tcPr>
-            <w:tcW w:type="dxa" w:w="4140"/>
-            <w:vAlign w:val="center"/>
-          </w:tcPr>
-          <w:p/>
-        </w:tc>
-        <w:tc>
-          <w:tcPr>
-            <w:tcW w:type="dxa" w:w="4140"/>
             <w:vAlign w:val="center"/>
           </w:tcPr>
           <w:p/>

--- a/public/fun/forms/이력서_회계·재무_8_신입활동형.docx
+++ b/public/fun/forms/이력서_회계·재무_8_신입활동형.docx
@@ -52,10 +52,10 @@
       </w:tblPr>
       <w:tblGrid>
         <w:gridCol w:w="1695"/>
-        <w:gridCol w:w="1200"/>
+        <w:gridCol w:w="1230"/>
         <w:gridCol w:w="3255"/>
-        <w:gridCol w:w="1200"/>
-        <w:gridCol w:w="3000"/>
+        <w:gridCol w:w="1230"/>
+        <w:gridCol w:w="2940"/>
       </w:tblGrid>
       <w:tr>
         <w:trPr>
@@ -86,7 +86,7 @@
         </w:tc>
         <w:tc>
           <w:tcPr>
-            <w:tcW w:type="dxa" w:w="1200"/>
+            <w:tcW w:type="dxa" w:w="1230"/>
             <w:shd w:val="clear" w:color="auto" w:fill="F1F1F6"/>
             <w:vAlign w:val="center"/>
           </w:tcPr>
@@ -114,7 +114,7 @@
         </w:tc>
         <w:tc>
           <w:tcPr>
-            <w:tcW w:type="dxa" w:w="1200"/>
+            <w:tcW w:type="dxa" w:w="1230"/>
             <w:shd w:val="clear" w:color="auto" w:fill="F1F1F6"/>
             <w:vAlign w:val="center"/>
           </w:tcPr>
@@ -135,7 +135,7 @@
         </w:tc>
         <w:tc>
           <w:tcPr>
-            <w:tcW w:type="dxa" w:w="3000"/>
+            <w:tcW w:type="dxa" w:w="2940"/>
             <w:vAlign w:val="center"/>
           </w:tcPr>
           <w:p/>
@@ -155,7 +155,7 @@
         </w:tc>
         <w:tc>
           <w:tcPr>
-            <w:tcW w:type="dxa" w:w="1200"/>
+            <w:tcW w:type="dxa" w:w="1230"/>
             <w:shd w:val="clear" w:color="auto" w:fill="F1F1F6"/>
             <w:vAlign w:val="center"/>
           </w:tcPr>
@@ -183,7 +183,7 @@
         </w:tc>
         <w:tc>
           <w:tcPr>
-            <w:tcW w:type="dxa" w:w="1200"/>
+            <w:tcW w:type="dxa" w:w="1230"/>
             <w:shd w:val="clear" w:color="auto" w:fill="F1F1F6"/>
             <w:vAlign w:val="center"/>
           </w:tcPr>
@@ -204,7 +204,7 @@
         </w:tc>
         <w:tc>
           <w:tcPr>
-            <w:tcW w:type="dxa" w:w="3000"/>
+            <w:tcW w:type="dxa" w:w="2940"/>
             <w:vAlign w:val="center"/>
           </w:tcPr>
           <w:p/>
@@ -224,7 +224,7 @@
         </w:tc>
         <w:tc>
           <w:tcPr>
-            <w:tcW w:type="dxa" w:w="1200"/>
+            <w:tcW w:type="dxa" w:w="1230"/>
             <w:shd w:val="clear" w:color="auto" w:fill="F1F1F6"/>
             <w:vAlign w:val="center"/>
           </w:tcPr>
@@ -252,7 +252,7 @@
         </w:tc>
         <w:tc>
           <w:tcPr>
-            <w:tcW w:type="dxa" w:w="1200"/>
+            <w:tcW w:type="dxa" w:w="1230"/>
             <w:shd w:val="clear" w:color="auto" w:fill="F1F1F6"/>
             <w:vAlign w:val="center"/>
           </w:tcPr>
@@ -273,7 +273,7 @@
         </w:tc>
         <w:tc>
           <w:tcPr>
-            <w:tcW w:type="dxa" w:w="3000"/>
+            <w:tcW w:type="dxa" w:w="2940"/>
             <w:vAlign w:val="center"/>
           </w:tcPr>
           <w:p/>

--- a/public/fun/forms/이력서_회계·재무_8_신입활동형.docx
+++ b/public/fun/forms/이력서_회계·재무_8_신입활동형.docx
@@ -414,7 +414,7 @@
                 <w:color w:val="A9B0B8"/>
                 <w:sz w:val="16"/>
               </w:rPr>
-              <w:t>예) 2022.03 ~ 2024.02</w:t>
+              <w:t>예) ○○○○.○○ ~ ○○○○.○○</w:t>
             </w:r>
           </w:p>
         </w:tc>
@@ -433,7 +433,7 @@
                 <w:color w:val="A9B0B8"/>
                 <w:sz w:val="16"/>
               </w:rPr>
-              <w:t>○○대학교</w:t>
+              <w:t>학교명 입력</w:t>
             </w:r>
           </w:p>
         </w:tc>
@@ -641,7 +641,7 @@
                 <w:color w:val="A9B0B8"/>
                 <w:sz w:val="16"/>
               </w:rPr>
-              <w:t>예) 2023.05.</w:t>
+              <w:t>예) ○○○○.○○.</w:t>
             </w:r>
           </w:p>
         </w:tc>
@@ -2095,7 +2095,7 @@
                 <w:color w:val="413D85"/>
                 <w:sz w:val="19"/>
               </w:rPr>
-              <w:t>2021.04~현재 · ○○(주) 재무팀 · 월 결산 8일 → 5일, 전표 오류율 2.1% → 0.4%</w:t>
+              <w:t>기간 입력 · ○○(주) 재무팀 · 월 결산 8일 → 5일, 전표 오류율 2.1% → 0.4%</w:t>
             </w:r>
           </w:p>
         </w:tc>
